--- a/Seminario de Sistemas/Kit docente/Clase 6/Solucion Taller Clase 6 - VetCare.docx
+++ b/Seminario de Sistemas/Kit docente/Clase 6/Solucion Taller Clase 6 - VetCare.docx
@@ -102,7 +102,7 @@
           <w:color w:val="2B2B2B"/>
           <w:sz w:val="22"/>
         </w:rPr>
-        <w:t>Paso 3 resuelto: RNF-01 (desempeno) la consulta de historial por documento del dueno responde en maximo 3 segundos, con 5.000 fichas cargadas y 10 usuarios concurrentes, y se verifica con cronometro sobre la base de prueba; RNF-02 (control de acceso) el sistema maneja dos perfiles, auxiliar y veterinario, donde la auxiliar registra duenos, mascotas y citas pero no puede ver ni editar el diagnostico clinico, y se verifica intentando abrir el diagnostico con sesion de auxiliar y comprobando que el sistema lo niega; RNF-03 (usabilidad) un usuario nuevo agenda una cita en maximo 4 clics y despues de no mas de 10 minutos de induccion, y se verifica con tres personas ajenas al equipo contando clics y tiempo; RNF-04 (respaldo) el sistema genera copia automatica diaria a las 11:00 p.m. y una vez al mes se ejecuta una restauracion de prueba exitosa, verificada con la evidencia del archivo restaurado.</w:t>
+        <w:t>Paso 3 resuelto: RNF-01 (desempeno) la consulta de historial por documento del dueno responde en maximo 3 segundos, con 5.000 fichas cargadas y 10 usuarios concurrentes, y se verifica con cronometro sobre la base de prueba; RNF-02 (control de acceso) el sistema maneja dos perfiles, auxiliar y veterinario, donde la auxiliar registra duenos, mascotas y citas pero no puede ver ni editar el diagnostico clinico, y se verifica intentando abrir el diagnostico con sesion de auxiliar y comprobando que el sistema lo niega; RNF-03 (usabilidad) un usuario nuevo agenda una cita en maximo 4 clics y despues de no mas de 10 minutos de induccion, y se verifica con tres personas ajenas al diseño contando clics y tiempo; RNF-04 (respaldo) el sistema genera copia automatica diaria a las 11:00 p.m. y una vez al mes se ejecuta una restauracion de prueba exitosa, verificada con la evidencia del archivo restaurado.</w:t>
       </w:r>
     </w:p>
     <w:p>
